--- a/downloads/Sample_Law_Resume_Jordan_Lee.docx
+++ b/downloads/Sample_Law_Resume_Jordan_Lee.docx
@@ -405,7 +405,7 @@
         <w:spacing w:before="20" w:after="0"/>
       </w:pPr>
       <w:r>
-        <w:t xml:space="preserve">Interests: long-distance running (two NYC Half Marathons), Korean cooking, 1970s New York history</w:t>
+        <w:t xml:space="preserve">Interests: long-distance running (two NYC Half Marathons), 1970s New York history</w:t>
       </w:r>
     </w:p>
     <w:sectPr>
